--- a/Biomechanics_Study_of_Human_Arm_Report_Things_to_Do.docx
+++ b/Biomechanics_Study_of_Human_Arm_Report_Things_to_Do.docx
@@ -202,7 +202,23 @@
           <w:sz w:val="24"/>
           <w:szCs w:val="28"/>
         </w:rPr>
-        <w:t>This report presents a structured study plan for understanding the biomechanics of the human arm, with emphasis on the muscles that drive elbow and forearm motion. The work aims to translate human muscle capability into useful actuator parameters and to analyse the resulting biomechanical system using suitable simulation software. The source material identifies the principal bones, muscles, ligaments, tendons and supporting structures; describes flexion, extension, pronation and supination; and compiles indicative mechanical-property ranges for six muscles.</w:t>
+        <w:t xml:space="preserve">This report presents a structured study plan for understanding the biomechanics of the human arm, with emphasis on the muscles that drive elbow and forearm motion. The work aims to translate human muscle capability into useful actuator parameters and to </w:t>
+      </w:r>
+      <w:proofErr w:type="spellStart"/>
+      <w:r>
+        <w:rPr>
+          <w:sz w:val="24"/>
+          <w:szCs w:val="28"/>
+        </w:rPr>
+        <w:t>analyse</w:t>
+      </w:r>
+      <w:proofErr w:type="spellEnd"/>
+      <w:r>
+        <w:rPr>
+          <w:sz w:val="24"/>
+          <w:szCs w:val="28"/>
+        </w:rPr>
+        <w:t xml:space="preserve"> the resulting biomechanical system using suitable simulation software. The source material identifies the principal bones, muscles, ligaments, tendons and supporting structures; describes flexion, extension, pronation and supination; and compiles indicative mechanical-property ranges for six muscles.</w:t>
       </w:r>
     </w:p>
     <w:p>
@@ -397,31 +413,7 @@
           <w:bCs w:val="0"/>
           <w:color w:val="auto"/>
         </w:rPr>
-        <w:t xml:space="preserve">                                        </w:t>
-      </w:r>
-      <w:r>
-        <w:rPr>
-          <w:b w:val="0"/>
-          <w:bCs w:val="0"/>
-          <w:color w:val="auto"/>
-        </w:rPr>
-        <w:t>Figure</w:t>
-      </w:r>
-      <w:r>
-        <w:rPr>
-          <w:b w:val="0"/>
-          <w:bCs w:val="0"/>
-          <w:color w:val="auto"/>
-        </w:rPr>
-        <w:t>:</w:t>
-      </w:r>
-      <w:r>
-        <w:rPr>
-          <w:b w:val="0"/>
-          <w:bCs w:val="0"/>
-          <w:color w:val="auto"/>
-        </w:rPr>
-        <w:t xml:space="preserve"> Referenc</w:t>
+        <w:t xml:space="preserve">                                        Figure: Referenc</w:t>
       </w:r>
       <w:r>
         <w:rPr>
@@ -1157,7 +1149,23 @@
                 <w:sz w:val="20"/>
                 <w:szCs w:val="20"/>
               </w:rPr>
-              <w:t>Study and analyse relevant research and muscle parameters</w:t>
+              <w:t xml:space="preserve">Study and </w:t>
+            </w:r>
+            <w:proofErr w:type="spellStart"/>
+            <w:r>
+              <w:rPr>
+                <w:sz w:val="20"/>
+                <w:szCs w:val="20"/>
+              </w:rPr>
+              <w:t>analyse</w:t>
+            </w:r>
+            <w:proofErr w:type="spellEnd"/>
+            <w:r>
+              <w:rPr>
+                <w:sz w:val="20"/>
+                <w:szCs w:val="20"/>
+              </w:rPr>
+              <w:t xml:space="preserve"> relevant research and muscle parameters</w:t>
             </w:r>
           </w:p>
         </w:tc>
@@ -2624,7 +2632,23 @@
                 <w:sz w:val="20"/>
                 <w:szCs w:val="20"/>
               </w:rPr>
-              <w:t>1. Optimal fibre length (L</w:t>
+              <w:t xml:space="preserve">1. Optimal </w:t>
+            </w:r>
+            <w:proofErr w:type="spellStart"/>
+            <w:r>
+              <w:rPr>
+                <w:sz w:val="20"/>
+                <w:szCs w:val="20"/>
+              </w:rPr>
+              <w:t>fibre</w:t>
+            </w:r>
+            <w:proofErr w:type="spellEnd"/>
+            <w:r>
+              <w:rPr>
+                <w:sz w:val="20"/>
+                <w:szCs w:val="20"/>
+              </w:rPr>
+              <w:t xml:space="preserve"> length (L</w:t>
             </w:r>
             <w:r>
               <w:rPr>
@@ -2660,7 +2684,23 @@
                 <w:sz w:val="20"/>
                 <w:szCs w:val="20"/>
               </w:rPr>
-              <w:t>The muscle-fibre length at which the muscle can generate its greatest active isometric force.</w:t>
+              <w:t>The muscle-</w:t>
+            </w:r>
+            <w:proofErr w:type="spellStart"/>
+            <w:r>
+              <w:rPr>
+                <w:sz w:val="20"/>
+                <w:szCs w:val="20"/>
+              </w:rPr>
+              <w:t>fibre</w:t>
+            </w:r>
+            <w:proofErr w:type="spellEnd"/>
+            <w:r>
+              <w:rPr>
+                <w:sz w:val="20"/>
+                <w:szCs w:val="20"/>
+              </w:rPr>
+              <w:t xml:space="preserve"> length at which the muscle can generate its greatest active isometric force.</w:t>
             </w:r>
           </w:p>
         </w:tc>
@@ -3472,7 +3512,23 @@
                 <w:sz w:val="20"/>
                 <w:szCs w:val="20"/>
               </w:rPr>
-              <w:t>Optimal fibre length (L₀)</w:t>
+              <w:t xml:space="preserve">Optimal </w:t>
+            </w:r>
+            <w:proofErr w:type="spellStart"/>
+            <w:r>
+              <w:rPr>
+                <w:sz w:val="20"/>
+                <w:szCs w:val="20"/>
+              </w:rPr>
+              <w:t>fibre</w:t>
+            </w:r>
+            <w:proofErr w:type="spellEnd"/>
+            <w:r>
+              <w:rPr>
+                <w:sz w:val="20"/>
+                <w:szCs w:val="20"/>
+              </w:rPr>
+              <w:t xml:space="preserve"> length (L₀)</w:t>
             </w:r>
           </w:p>
         </w:tc>
@@ -3845,8 +3901,17 @@
                 <w:sz w:val="20"/>
                 <w:szCs w:val="20"/>
               </w:rPr>
-              <w:t>30–50 ms</w:t>
-            </w:r>
+              <w:t xml:space="preserve">30–50 </w:t>
+            </w:r>
+            <w:proofErr w:type="spellStart"/>
+            <w:r>
+              <w:rPr>
+                <w:sz w:val="20"/>
+                <w:szCs w:val="20"/>
+              </w:rPr>
+              <w:t>ms</w:t>
+            </w:r>
+            <w:proofErr w:type="spellEnd"/>
           </w:p>
         </w:tc>
       </w:tr>
@@ -3894,8 +3959,17 @@
                 <w:sz w:val="20"/>
                 <w:szCs w:val="20"/>
               </w:rPr>
-              <w:t>40–60 ms</w:t>
-            </w:r>
+              <w:t xml:space="preserve">40–60 </w:t>
+            </w:r>
+            <w:proofErr w:type="spellStart"/>
+            <w:r>
+              <w:rPr>
+                <w:sz w:val="20"/>
+                <w:szCs w:val="20"/>
+              </w:rPr>
+              <w:t>ms</w:t>
+            </w:r>
+            <w:proofErr w:type="spellEnd"/>
           </w:p>
         </w:tc>
       </w:tr>
@@ -3994,8 +4068,17 @@
                 <w:sz w:val="20"/>
                 <w:szCs w:val="20"/>
               </w:rPr>
-              <w:t>30–60 N·m</w:t>
-            </w:r>
+              <w:t xml:space="preserve">30–60 </w:t>
+            </w:r>
+            <w:proofErr w:type="spellStart"/>
+            <w:r>
+              <w:rPr>
+                <w:sz w:val="20"/>
+                <w:szCs w:val="20"/>
+              </w:rPr>
+              <w:t>N·m</w:t>
+            </w:r>
+            <w:proofErr w:type="spellEnd"/>
           </w:p>
         </w:tc>
       </w:tr>
@@ -4536,7 +4619,23 @@
                 <w:sz w:val="20"/>
                 <w:szCs w:val="20"/>
               </w:rPr>
-              <w:t>Optimal fibre length (L₀)</w:t>
+              <w:t xml:space="preserve">Optimal </w:t>
+            </w:r>
+            <w:proofErr w:type="spellStart"/>
+            <w:r>
+              <w:rPr>
+                <w:sz w:val="20"/>
+                <w:szCs w:val="20"/>
+              </w:rPr>
+              <w:t>fibre</w:t>
+            </w:r>
+            <w:proofErr w:type="spellEnd"/>
+            <w:r>
+              <w:rPr>
+                <w:sz w:val="20"/>
+                <w:szCs w:val="20"/>
+              </w:rPr>
+              <w:t xml:space="preserve"> length (L₀)</w:t>
             </w:r>
           </w:p>
         </w:tc>
@@ -4909,8 +5008,17 @@
                 <w:sz w:val="20"/>
                 <w:szCs w:val="20"/>
               </w:rPr>
-              <w:t>30–45 ms</w:t>
-            </w:r>
+              <w:t xml:space="preserve">30–45 </w:t>
+            </w:r>
+            <w:proofErr w:type="spellStart"/>
+            <w:r>
+              <w:rPr>
+                <w:sz w:val="20"/>
+                <w:szCs w:val="20"/>
+              </w:rPr>
+              <w:t>ms</w:t>
+            </w:r>
+            <w:proofErr w:type="spellEnd"/>
           </w:p>
         </w:tc>
       </w:tr>
@@ -4958,8 +5066,17 @@
                 <w:sz w:val="20"/>
                 <w:szCs w:val="20"/>
               </w:rPr>
-              <w:t>35–55 ms</w:t>
-            </w:r>
+              <w:t xml:space="preserve">35–55 </w:t>
+            </w:r>
+            <w:proofErr w:type="spellStart"/>
+            <w:r>
+              <w:rPr>
+                <w:sz w:val="20"/>
+                <w:szCs w:val="20"/>
+              </w:rPr>
+              <w:t>ms</w:t>
+            </w:r>
+            <w:proofErr w:type="spellEnd"/>
           </w:p>
         </w:tc>
       </w:tr>
@@ -5058,8 +5175,17 @@
                 <w:sz w:val="20"/>
                 <w:szCs w:val="20"/>
               </w:rPr>
-              <w:t>20–40 N·m</w:t>
-            </w:r>
+              <w:t xml:space="preserve">20–40 </w:t>
+            </w:r>
+            <w:proofErr w:type="spellStart"/>
+            <w:r>
+              <w:rPr>
+                <w:sz w:val="20"/>
+                <w:szCs w:val="20"/>
+              </w:rPr>
+              <w:t>N·m</w:t>
+            </w:r>
+            <w:proofErr w:type="spellEnd"/>
           </w:p>
         </w:tc>
       </w:tr>
@@ -5595,7 +5721,23 @@
                 <w:sz w:val="20"/>
                 <w:szCs w:val="20"/>
               </w:rPr>
-              <w:t>Optimal fibre length (L₀)</w:t>
+              <w:t xml:space="preserve">Optimal </w:t>
+            </w:r>
+            <w:proofErr w:type="spellStart"/>
+            <w:r>
+              <w:rPr>
+                <w:sz w:val="20"/>
+                <w:szCs w:val="20"/>
+              </w:rPr>
+              <w:t>fibre</w:t>
+            </w:r>
+            <w:proofErr w:type="spellEnd"/>
+            <w:r>
+              <w:rPr>
+                <w:sz w:val="20"/>
+                <w:szCs w:val="20"/>
+              </w:rPr>
+              <w:t xml:space="preserve"> length (L₀)</w:t>
             </w:r>
           </w:p>
         </w:tc>
@@ -5968,8 +6110,17 @@
                 <w:sz w:val="20"/>
                 <w:szCs w:val="20"/>
               </w:rPr>
-              <w:t>30–45 ms</w:t>
-            </w:r>
+              <w:t xml:space="preserve">30–45 </w:t>
+            </w:r>
+            <w:proofErr w:type="spellStart"/>
+            <w:r>
+              <w:rPr>
+                <w:sz w:val="20"/>
+                <w:szCs w:val="20"/>
+              </w:rPr>
+              <w:t>ms</w:t>
+            </w:r>
+            <w:proofErr w:type="spellEnd"/>
           </w:p>
         </w:tc>
       </w:tr>
@@ -6017,8 +6168,17 @@
                 <w:sz w:val="20"/>
                 <w:szCs w:val="20"/>
               </w:rPr>
-              <w:t>35–55 ms</w:t>
-            </w:r>
+              <w:t xml:space="preserve">35–55 </w:t>
+            </w:r>
+            <w:proofErr w:type="spellStart"/>
+            <w:r>
+              <w:rPr>
+                <w:sz w:val="20"/>
+                <w:szCs w:val="20"/>
+              </w:rPr>
+              <w:t>ms</w:t>
+            </w:r>
+            <w:proofErr w:type="spellEnd"/>
           </w:p>
         </w:tc>
       </w:tr>
@@ -6117,8 +6277,17 @@
                 <w:sz w:val="20"/>
                 <w:szCs w:val="20"/>
               </w:rPr>
-              <w:t>5–15 N·m</w:t>
-            </w:r>
+              <w:t xml:space="preserve">5–15 </w:t>
+            </w:r>
+            <w:proofErr w:type="spellStart"/>
+            <w:r>
+              <w:rPr>
+                <w:sz w:val="20"/>
+                <w:szCs w:val="20"/>
+              </w:rPr>
+              <w:t>N·m</w:t>
+            </w:r>
+            <w:proofErr w:type="spellEnd"/>
           </w:p>
         </w:tc>
       </w:tr>
@@ -6732,7 +6901,23 @@
                 <w:sz w:val="20"/>
                 <w:szCs w:val="20"/>
               </w:rPr>
-              <w:t>Optimal fibre length (L₀)</w:t>
+              <w:t xml:space="preserve">Optimal </w:t>
+            </w:r>
+            <w:proofErr w:type="spellStart"/>
+            <w:r>
+              <w:rPr>
+                <w:sz w:val="20"/>
+                <w:szCs w:val="20"/>
+              </w:rPr>
+              <w:t>fibre</w:t>
+            </w:r>
+            <w:proofErr w:type="spellEnd"/>
+            <w:r>
+              <w:rPr>
+                <w:sz w:val="20"/>
+                <w:szCs w:val="20"/>
+              </w:rPr>
+              <w:t xml:space="preserve"> length (L₀)</w:t>
             </w:r>
           </w:p>
         </w:tc>
@@ -7105,8 +7290,17 @@
                 <w:sz w:val="20"/>
                 <w:szCs w:val="20"/>
               </w:rPr>
-              <w:t>30–45 ms</w:t>
-            </w:r>
+              <w:t xml:space="preserve">30–45 </w:t>
+            </w:r>
+            <w:proofErr w:type="spellStart"/>
+            <w:r>
+              <w:rPr>
+                <w:sz w:val="20"/>
+                <w:szCs w:val="20"/>
+              </w:rPr>
+              <w:t>ms</w:t>
+            </w:r>
+            <w:proofErr w:type="spellEnd"/>
           </w:p>
         </w:tc>
       </w:tr>
@@ -7154,8 +7348,17 @@
                 <w:sz w:val="20"/>
                 <w:szCs w:val="20"/>
               </w:rPr>
-              <w:t>35–55 ms</w:t>
-            </w:r>
+              <w:t xml:space="preserve">35–55 </w:t>
+            </w:r>
+            <w:proofErr w:type="spellStart"/>
+            <w:r>
+              <w:rPr>
+                <w:sz w:val="20"/>
+                <w:szCs w:val="20"/>
+              </w:rPr>
+              <w:t>ms</w:t>
+            </w:r>
+            <w:proofErr w:type="spellEnd"/>
           </w:p>
         </w:tc>
       </w:tr>
@@ -7254,7 +7457,23 @@
                 <w:sz w:val="20"/>
                 <w:szCs w:val="20"/>
               </w:rPr>
-              <w:t>3–10 N·m (pronation)</w:t>
+              <w:t xml:space="preserve">3–10 </w:t>
+            </w:r>
+            <w:proofErr w:type="spellStart"/>
+            <w:r>
+              <w:rPr>
+                <w:sz w:val="20"/>
+                <w:szCs w:val="20"/>
+              </w:rPr>
+              <w:t>N·m</w:t>
+            </w:r>
+            <w:proofErr w:type="spellEnd"/>
+            <w:r>
+              <w:rPr>
+                <w:sz w:val="20"/>
+                <w:szCs w:val="20"/>
+              </w:rPr>
+              <w:t xml:space="preserve"> (pronation)</w:t>
             </w:r>
           </w:p>
         </w:tc>
@@ -7865,7 +8084,23 @@
                 <w:sz w:val="20"/>
                 <w:szCs w:val="20"/>
               </w:rPr>
-              <w:t>Optimal fibre length (L₀)</w:t>
+              <w:t xml:space="preserve">Optimal </w:t>
+            </w:r>
+            <w:proofErr w:type="spellStart"/>
+            <w:r>
+              <w:rPr>
+                <w:sz w:val="20"/>
+                <w:szCs w:val="20"/>
+              </w:rPr>
+              <w:t>fibre</w:t>
+            </w:r>
+            <w:proofErr w:type="spellEnd"/>
+            <w:r>
+              <w:rPr>
+                <w:sz w:val="20"/>
+                <w:szCs w:val="20"/>
+              </w:rPr>
+              <w:t xml:space="preserve"> length (L₀)</w:t>
             </w:r>
           </w:p>
         </w:tc>
@@ -8238,8 +8473,17 @@
                 <w:sz w:val="20"/>
                 <w:szCs w:val="20"/>
               </w:rPr>
-              <w:t>30–50 ms</w:t>
-            </w:r>
+              <w:t xml:space="preserve">30–50 </w:t>
+            </w:r>
+            <w:proofErr w:type="spellStart"/>
+            <w:r>
+              <w:rPr>
+                <w:sz w:val="20"/>
+                <w:szCs w:val="20"/>
+              </w:rPr>
+              <w:t>ms</w:t>
+            </w:r>
+            <w:proofErr w:type="spellEnd"/>
           </w:p>
         </w:tc>
       </w:tr>
@@ -8287,8 +8531,17 @@
                 <w:sz w:val="20"/>
                 <w:szCs w:val="20"/>
               </w:rPr>
-              <w:t>40–60 ms</w:t>
-            </w:r>
+              <w:t xml:space="preserve">40–60 </w:t>
+            </w:r>
+            <w:proofErr w:type="spellStart"/>
+            <w:r>
+              <w:rPr>
+                <w:sz w:val="20"/>
+                <w:szCs w:val="20"/>
+              </w:rPr>
+              <w:t>ms</w:t>
+            </w:r>
+            <w:proofErr w:type="spellEnd"/>
           </w:p>
         </w:tc>
       </w:tr>
@@ -8387,8 +8640,17 @@
                 <w:sz w:val="20"/>
                 <w:szCs w:val="20"/>
               </w:rPr>
-              <w:t>40–90 N·m</w:t>
-            </w:r>
+              <w:t xml:space="preserve">40–90 </w:t>
+            </w:r>
+            <w:proofErr w:type="spellStart"/>
+            <w:r>
+              <w:rPr>
+                <w:sz w:val="20"/>
+                <w:szCs w:val="20"/>
+              </w:rPr>
+              <w:t>N·m</w:t>
+            </w:r>
+            <w:proofErr w:type="spellEnd"/>
           </w:p>
         </w:tc>
       </w:tr>
@@ -8974,7 +9236,23 @@
                 <w:sz w:val="20"/>
                 <w:szCs w:val="20"/>
               </w:rPr>
-              <w:t>Optimal fibre length (L₀)</w:t>
+              <w:t xml:space="preserve">Optimal </w:t>
+            </w:r>
+            <w:proofErr w:type="spellStart"/>
+            <w:r>
+              <w:rPr>
+                <w:sz w:val="20"/>
+                <w:szCs w:val="20"/>
+              </w:rPr>
+              <w:t>fibre</w:t>
+            </w:r>
+            <w:proofErr w:type="spellEnd"/>
+            <w:r>
+              <w:rPr>
+                <w:sz w:val="20"/>
+                <w:szCs w:val="20"/>
+              </w:rPr>
+              <w:t xml:space="preserve"> length (L₀)</w:t>
             </w:r>
           </w:p>
         </w:tc>
@@ -9347,8 +9625,17 @@
                 <w:sz w:val="20"/>
                 <w:szCs w:val="20"/>
               </w:rPr>
-              <w:t>30–45 ms</w:t>
-            </w:r>
+              <w:t xml:space="preserve">30–45 </w:t>
+            </w:r>
+            <w:proofErr w:type="spellStart"/>
+            <w:r>
+              <w:rPr>
+                <w:sz w:val="20"/>
+                <w:szCs w:val="20"/>
+              </w:rPr>
+              <w:t>ms</w:t>
+            </w:r>
+            <w:proofErr w:type="spellEnd"/>
           </w:p>
         </w:tc>
       </w:tr>
@@ -9396,8 +9683,17 @@
                 <w:sz w:val="20"/>
                 <w:szCs w:val="20"/>
               </w:rPr>
-              <w:t>35–55 ms</w:t>
-            </w:r>
+              <w:t xml:space="preserve">35–55 </w:t>
+            </w:r>
+            <w:proofErr w:type="spellStart"/>
+            <w:r>
+              <w:rPr>
+                <w:sz w:val="20"/>
+                <w:szCs w:val="20"/>
+              </w:rPr>
+              <w:t>ms</w:t>
+            </w:r>
+            <w:proofErr w:type="spellEnd"/>
           </w:p>
         </w:tc>
       </w:tr>
@@ -9496,8 +9792,17 @@
                 <w:sz w:val="20"/>
                 <w:szCs w:val="20"/>
               </w:rPr>
-              <w:t>1–5 N·m</w:t>
-            </w:r>
+              <w:t xml:space="preserve">1–5 </w:t>
+            </w:r>
+            <w:proofErr w:type="spellStart"/>
+            <w:r>
+              <w:rPr>
+                <w:sz w:val="20"/>
+                <w:szCs w:val="20"/>
+              </w:rPr>
+              <w:t>N·m</w:t>
+            </w:r>
+            <w:proofErr w:type="spellEnd"/>
           </w:p>
         </w:tc>
       </w:tr>
@@ -10232,7 +10537,23 @@
                 <w:sz w:val="20"/>
                 <w:szCs w:val="20"/>
               </w:rPr>
-              <w:t>Optimal fibre length (L₀)</w:t>
+              <w:t xml:space="preserve">Optimal </w:t>
+            </w:r>
+            <w:proofErr w:type="spellStart"/>
+            <w:r>
+              <w:rPr>
+                <w:sz w:val="20"/>
+                <w:szCs w:val="20"/>
+              </w:rPr>
+              <w:t>fibre</w:t>
+            </w:r>
+            <w:proofErr w:type="spellEnd"/>
+            <w:r>
+              <w:rPr>
+                <w:sz w:val="20"/>
+                <w:szCs w:val="20"/>
+              </w:rPr>
+              <w:t xml:space="preserve"> length (L₀)</w:t>
             </w:r>
           </w:p>
         </w:tc>
@@ -11106,8 +11427,17 @@
                 <w:sz w:val="20"/>
                 <w:szCs w:val="20"/>
               </w:rPr>
-              <w:t>30–50 ms</w:t>
-            </w:r>
+              <w:t xml:space="preserve">30–50 </w:t>
+            </w:r>
+            <w:proofErr w:type="spellStart"/>
+            <w:r>
+              <w:rPr>
+                <w:sz w:val="20"/>
+                <w:szCs w:val="20"/>
+              </w:rPr>
+              <w:t>ms</w:t>
+            </w:r>
+            <w:proofErr w:type="spellEnd"/>
           </w:p>
         </w:tc>
         <w:tc>
@@ -11130,8 +11460,17 @@
                 <w:sz w:val="20"/>
                 <w:szCs w:val="20"/>
               </w:rPr>
-              <w:t>30–45 ms</w:t>
-            </w:r>
+              <w:t xml:space="preserve">30–45 </w:t>
+            </w:r>
+            <w:proofErr w:type="spellStart"/>
+            <w:r>
+              <w:rPr>
+                <w:sz w:val="20"/>
+                <w:szCs w:val="20"/>
+              </w:rPr>
+              <w:t>ms</w:t>
+            </w:r>
+            <w:proofErr w:type="spellEnd"/>
           </w:p>
         </w:tc>
         <w:tc>
@@ -11154,8 +11493,17 @@
                 <w:sz w:val="20"/>
                 <w:szCs w:val="20"/>
               </w:rPr>
-              <w:t>30–45 ms</w:t>
-            </w:r>
+              <w:t xml:space="preserve">30–45 </w:t>
+            </w:r>
+            <w:proofErr w:type="spellStart"/>
+            <w:r>
+              <w:rPr>
+                <w:sz w:val="20"/>
+                <w:szCs w:val="20"/>
+              </w:rPr>
+              <w:t>ms</w:t>
+            </w:r>
+            <w:proofErr w:type="spellEnd"/>
           </w:p>
         </w:tc>
         <w:tc>
@@ -11178,8 +11526,17 @@
                 <w:sz w:val="20"/>
                 <w:szCs w:val="20"/>
               </w:rPr>
-              <w:t>30–45 ms</w:t>
-            </w:r>
+              <w:t xml:space="preserve">30–45 </w:t>
+            </w:r>
+            <w:proofErr w:type="spellStart"/>
+            <w:r>
+              <w:rPr>
+                <w:sz w:val="20"/>
+                <w:szCs w:val="20"/>
+              </w:rPr>
+              <w:t>ms</w:t>
+            </w:r>
+            <w:proofErr w:type="spellEnd"/>
           </w:p>
         </w:tc>
         <w:tc>
@@ -11202,8 +11559,17 @@
                 <w:sz w:val="20"/>
                 <w:szCs w:val="20"/>
               </w:rPr>
-              <w:t>30–50 ms</w:t>
-            </w:r>
+              <w:t xml:space="preserve">30–50 </w:t>
+            </w:r>
+            <w:proofErr w:type="spellStart"/>
+            <w:r>
+              <w:rPr>
+                <w:sz w:val="20"/>
+                <w:szCs w:val="20"/>
+              </w:rPr>
+              <w:t>ms</w:t>
+            </w:r>
+            <w:proofErr w:type="spellEnd"/>
           </w:p>
         </w:tc>
         <w:tc>
@@ -11226,8 +11592,17 @@
                 <w:sz w:val="20"/>
                 <w:szCs w:val="20"/>
               </w:rPr>
-              <w:t>30–45 ms</w:t>
-            </w:r>
+              <w:t xml:space="preserve">30–45 </w:t>
+            </w:r>
+            <w:proofErr w:type="spellStart"/>
+            <w:r>
+              <w:rPr>
+                <w:sz w:val="20"/>
+                <w:szCs w:val="20"/>
+              </w:rPr>
+              <w:t>ms</w:t>
+            </w:r>
+            <w:proofErr w:type="spellEnd"/>
           </w:p>
         </w:tc>
       </w:tr>
@@ -11395,6 +11770,55 @@
         </w:rPr>
         <w:t>Flexion is the bending movement of the forearm towards the upper arm, which reduces the angle between the upper arm and forearm.</w:t>
       </w:r>
+      <w:r>
+        <w:rPr>
+          <w:sz w:val="24"/>
+          <w:szCs w:val="28"/>
+        </w:rPr>
+        <w:t xml:space="preserve"> </w:t>
+      </w:r>
+      <w:r>
+        <w:rPr>
+          <w:sz w:val="24"/>
+          <w:szCs w:val="28"/>
+        </w:rPr>
+        <w:t>[ROM:</w:t>
+      </w:r>
+      <w:r>
+        <w:rPr>
+          <w:sz w:val="24"/>
+          <w:szCs w:val="28"/>
+        </w:rPr>
+        <w:t xml:space="preserve"> 0°–</w:t>
+      </w:r>
+      <w:r>
+        <w:rPr>
+          <w:sz w:val="24"/>
+          <w:szCs w:val="28"/>
+        </w:rPr>
+        <w:t xml:space="preserve"> </w:t>
+      </w:r>
+      <w:r>
+        <w:rPr>
+          <w:sz w:val="24"/>
+          <w:szCs w:val="28"/>
+        </w:rPr>
+        <w:t>15</w:t>
+      </w:r>
+      <w:r>
+        <w:rPr>
+          <w:sz w:val="24"/>
+          <w:szCs w:val="28"/>
+        </w:rPr>
+        <w:t>0°</w:t>
+      </w:r>
+      <w:r>
+        <w:rPr>
+          <w:sz w:val="24"/>
+          <w:szCs w:val="28"/>
+        </w:rPr>
+        <w:t>]</w:t>
+      </w:r>
     </w:p>
     <w:p>
       <w:pPr>
@@ -11568,7 +11992,23 @@
           <w:sz w:val="24"/>
           <w:szCs w:val="28"/>
         </w:rPr>
-        <w:t>During loaded tasks, controlled lowering, or joint stabilisation, the elbow extensors may remain partially active. Therefore, they should not be assumed to be completely relaxed.</w:t>
+        <w:t xml:space="preserve">During loaded tasks, controlled lowering, or joint </w:t>
+      </w:r>
+      <w:proofErr w:type="spellStart"/>
+      <w:r>
+        <w:rPr>
+          <w:sz w:val="24"/>
+          <w:szCs w:val="28"/>
+        </w:rPr>
+        <w:t>stabilisation</w:t>
+      </w:r>
+      <w:proofErr w:type="spellEnd"/>
+      <w:r>
+        <w:rPr>
+          <w:sz w:val="24"/>
+          <w:szCs w:val="28"/>
+        </w:rPr>
+        <w:t>, the elbow extensors may remain partially active. Therefore, they should not be assumed to be completely relaxed.</w:t>
       </w:r>
     </w:p>
     <w:p>
@@ -11602,7 +12042,23 @@
           <w:sz w:val="24"/>
           <w:szCs w:val="28"/>
         </w:rPr>
-        <w:t>The elbow flexors generate the flexion moment, while antagonist activity helps control movement and stabilise the joint. The level of muscle activation depends on the elbow angle, forearm orientation, movement speed, and external load.</w:t>
+        <w:t xml:space="preserve">The elbow flexors generate the flexion moment, while antagonist activity helps control movement and </w:t>
+      </w:r>
+      <w:proofErr w:type="spellStart"/>
+      <w:r>
+        <w:rPr>
+          <w:sz w:val="24"/>
+          <w:szCs w:val="28"/>
+        </w:rPr>
+        <w:t>stabilise</w:t>
+      </w:r>
+      <w:proofErr w:type="spellEnd"/>
+      <w:r>
+        <w:rPr>
+          <w:sz w:val="24"/>
+          <w:szCs w:val="28"/>
+        </w:rPr>
+        <w:t xml:space="preserve"> the joint. The level of muscle activation depends on the elbow angle, forearm orientation, movement speed, and external load.</w:t>
       </w:r>
     </w:p>
     <w:p>
@@ -11617,7 +12073,7 @@
           <w:noProof/>
         </w:rPr>
         <w:drawing>
-          <wp:anchor distT="0" distB="0" distL="114300" distR="114300" simplePos="0" relativeHeight="251660800" behindDoc="0" locked="0" layoutInCell="1" allowOverlap="1" wp14:anchorId="6366BBC6" wp14:editId="2E2466CE">
+          <wp:anchor distT="0" distB="0" distL="114300" distR="114300" simplePos="0" relativeHeight="251660800" behindDoc="0" locked="0" layoutInCell="1" allowOverlap="1" wp14:anchorId="6366BBC6" wp14:editId="64C2B4D1">
             <wp:simplePos x="0" y="0"/>
             <wp:positionH relativeFrom="column">
               <wp:posOffset>1649730</wp:posOffset>
@@ -11913,6 +12369,76 @@
         </w:rPr>
         <w:t>Extension is the straightening movement of the forearm away from the upper arm, which increases the angle between the upper arm and forearm.</w:t>
       </w:r>
+      <w:r>
+        <w:rPr>
+          <w:sz w:val="24"/>
+          <w:szCs w:val="28"/>
+        </w:rPr>
+        <w:t xml:space="preserve"> </w:t>
+      </w:r>
+      <w:r>
+        <w:rPr>
+          <w:sz w:val="24"/>
+          <w:szCs w:val="28"/>
+        </w:rPr>
+        <w:t>[ROM:</w:t>
+      </w:r>
+      <w:r>
+        <w:rPr>
+          <w:sz w:val="24"/>
+          <w:szCs w:val="28"/>
+        </w:rPr>
+        <w:t xml:space="preserve"> </w:t>
+      </w:r>
+      <w:r>
+        <w:rPr>
+          <w:sz w:val="24"/>
+          <w:szCs w:val="28"/>
+        </w:rPr>
+        <w:t>15</w:t>
+      </w:r>
+      <w:r>
+        <w:rPr>
+          <w:sz w:val="24"/>
+          <w:szCs w:val="28"/>
+        </w:rPr>
+        <w:t>0°</w:t>
+      </w:r>
+      <w:r>
+        <w:rPr>
+          <w:sz w:val="24"/>
+          <w:szCs w:val="28"/>
+        </w:rPr>
+        <w:t xml:space="preserve"> </w:t>
+      </w:r>
+      <w:r>
+        <w:rPr>
+          <w:sz w:val="24"/>
+          <w:szCs w:val="28"/>
+        </w:rPr>
+        <w:t>–</w:t>
+      </w:r>
+      <w:r>
+        <w:rPr>
+          <w:sz w:val="24"/>
+          <w:szCs w:val="28"/>
+        </w:rPr>
+        <w:t xml:space="preserve"> </w:t>
+      </w:r>
+      <w:r>
+        <w:rPr>
+          <w:sz w:val="24"/>
+          <w:szCs w:val="28"/>
+        </w:rPr>
+        <w:t>0°</w:t>
+      </w:r>
+      <w:r>
+        <w:rPr>
+          <w:sz w:val="24"/>
+          <w:szCs w:val="28"/>
+        </w:rPr>
+        <w:t>]</w:t>
+      </w:r>
     </w:p>
     <w:p>
       <w:pPr>
@@ -12095,7 +12621,23 @@
           <w:sz w:val="24"/>
           <w:szCs w:val="28"/>
         </w:rPr>
-        <w:t>Flexor activity may persist during slow, precise, or loaded movements to control motion and stabilise the joint. This is known as co-contraction rather than complete relaxation.</w:t>
+        <w:t xml:space="preserve">Flexor activity may persist during slow, precise, or loaded movements to control motion and </w:t>
+      </w:r>
+      <w:proofErr w:type="spellStart"/>
+      <w:r>
+        <w:rPr>
+          <w:sz w:val="24"/>
+          <w:szCs w:val="28"/>
+        </w:rPr>
+        <w:t>stabilise</w:t>
+      </w:r>
+      <w:proofErr w:type="spellEnd"/>
+      <w:r>
+        <w:rPr>
+          <w:sz w:val="24"/>
+          <w:szCs w:val="28"/>
+        </w:rPr>
+        <w:t xml:space="preserve"> the joint. This is known as co-contraction rather than complete relaxation.</w:t>
       </w:r>
     </w:p>
     <w:p>
@@ -12364,15 +12906,7 @@
           <w:sz w:val="18"/>
           <w:szCs w:val="18"/>
         </w:rPr>
-        <w:t>Figure : Major Muscles Involved in Elbow Extension</w:t>
-      </w:r>
-      <w:r>
-        <w:rPr>
-          <w:color w:val="auto"/>
-          <w:sz w:val="18"/>
-          <w:szCs w:val="18"/>
-        </w:rPr>
-        <w:t xml:space="preserve"> </w:t>
+        <w:t xml:space="preserve">Figure : Major Muscles Involved in Elbow Extension </w:t>
       </w:r>
       <w:r>
         <w:rPr>
@@ -12467,6 +13001,65 @@
           <w:szCs w:val="28"/>
         </w:rPr>
         <w:t>Pronation is the rotational movement of the forearm that turns the palm downward when the elbow is flexed. During this movement, the radius rotates relative to the ulna.</w:t>
+      </w:r>
+      <w:r>
+        <w:rPr>
+          <w:sz w:val="24"/>
+          <w:szCs w:val="28"/>
+        </w:rPr>
+        <w:t xml:space="preserve"> </w:t>
+      </w:r>
+      <w:r>
+        <w:rPr>
+          <w:sz w:val="24"/>
+          <w:szCs w:val="28"/>
+        </w:rPr>
+        <w:t xml:space="preserve">             </w:t>
+      </w:r>
+    </w:p>
+    <w:p>
+      <w:pPr>
+        <w:spacing w:line="276" w:lineRule="auto"/>
+        <w:jc w:val="both"/>
+        <w:rPr>
+          <w:sz w:val="24"/>
+          <w:szCs w:val="28"/>
+        </w:rPr>
+      </w:pPr>
+      <w:r>
+        <w:rPr>
+          <w:sz w:val="24"/>
+          <w:szCs w:val="28"/>
+        </w:rPr>
+        <w:t>[ROM:</w:t>
+      </w:r>
+      <w:r>
+        <w:rPr>
+          <w:sz w:val="24"/>
+          <w:szCs w:val="28"/>
+        </w:rPr>
+        <w:t xml:space="preserve"> 0°–</w:t>
+      </w:r>
+      <w:r>
+        <w:rPr>
+          <w:sz w:val="24"/>
+          <w:szCs w:val="28"/>
+        </w:rPr>
+        <w:t xml:space="preserve"> </w:t>
+      </w:r>
+      <w:r>
+        <w:rPr>
+          <w:sz w:val="24"/>
+          <w:szCs w:val="28"/>
+        </w:rPr>
+        <w:t>80° to 90°</w:t>
+      </w:r>
+      <w:r>
+        <w:rPr>
+          <w:sz w:val="24"/>
+          <w:szCs w:val="28"/>
+        </w:rPr>
+        <w:t>]</w:t>
       </w:r>
     </w:p>
     <w:p>
@@ -12533,7 +13126,23 @@
           <w:sz w:val="24"/>
           <w:szCs w:val="28"/>
         </w:rPr>
-        <w:t>Pronator quadratus: A principal pronator that contributes throughout forearm rotation and helps stabilise the radius and ulna.</w:t>
+        <w:t xml:space="preserve">Pronator quadratus: A principal pronator that contributes throughout forearm rotation and helps </w:t>
+      </w:r>
+      <w:proofErr w:type="spellStart"/>
+      <w:r>
+        <w:rPr>
+          <w:sz w:val="24"/>
+          <w:szCs w:val="28"/>
+        </w:rPr>
+        <w:t>stabilise</w:t>
+      </w:r>
+      <w:proofErr w:type="spellEnd"/>
+      <w:r>
+        <w:rPr>
+          <w:sz w:val="24"/>
+          <w:szCs w:val="28"/>
+        </w:rPr>
+        <w:t xml:space="preserve"> the radius and ulna.</w:t>
       </w:r>
     </w:p>
     <w:p>
@@ -12625,7 +13234,23 @@
           <w:sz w:val="24"/>
           <w:szCs w:val="28"/>
         </w:rPr>
-        <w:t>The biceps brachii may still be recruited if the task also requires elbow flexion or forearm stabilisation.</w:t>
+        <w:t xml:space="preserve">The biceps brachii may still be recruited if the task also requires elbow flexion or forearm </w:t>
+      </w:r>
+      <w:proofErr w:type="spellStart"/>
+      <w:r>
+        <w:rPr>
+          <w:sz w:val="24"/>
+          <w:szCs w:val="28"/>
+        </w:rPr>
+        <w:t>stabilisation</w:t>
+      </w:r>
+      <w:proofErr w:type="spellEnd"/>
+      <w:r>
+        <w:rPr>
+          <w:sz w:val="24"/>
+          <w:szCs w:val="28"/>
+        </w:rPr>
+        <w:t>.</w:t>
       </w:r>
     </w:p>
     <w:p>
@@ -12730,7 +13355,23 @@
           <w:sz w:val="24"/>
           <w:szCs w:val="28"/>
         </w:rPr>
-        <w:t>The pronator teres and pronator quadratus share the rotational demand according to forearm position, movement speed, and resistance. Antagonistic co-contraction may occur during precision movements or stabilisation tasks.</w:t>
+        <w:t xml:space="preserve">The pronator teres and pronator quadratus share the rotational demand according to forearm position, movement speed, and resistance. Antagonistic co-contraction may occur during precision movements or </w:t>
+      </w:r>
+      <w:proofErr w:type="spellStart"/>
+      <w:r>
+        <w:rPr>
+          <w:sz w:val="24"/>
+          <w:szCs w:val="28"/>
+        </w:rPr>
+        <w:t>stabilisation</w:t>
+      </w:r>
+      <w:proofErr w:type="spellEnd"/>
+      <w:r>
+        <w:rPr>
+          <w:sz w:val="24"/>
+          <w:szCs w:val="28"/>
+        </w:rPr>
+        <w:t xml:space="preserve"> tasks.</w:t>
       </w:r>
     </w:p>
     <w:p>
@@ -12885,15 +13526,7 @@
           <w:sz w:val="18"/>
           <w:szCs w:val="18"/>
         </w:rPr>
-        <w:t xml:space="preserve"> </w:t>
-      </w:r>
-      <w:r>
-        <w:rPr>
-          <w:color w:val="auto"/>
-          <w:sz w:val="18"/>
-          <w:szCs w:val="18"/>
-        </w:rPr>
-        <w:t>(source google)</w:t>
+        <w:t xml:space="preserve"> (source google)</w:t>
       </w:r>
     </w:p>
     <w:p>
@@ -12961,7 +13594,6 @@
           <w:szCs w:val="28"/>
           <w:lang w:val="en-IN"/>
         </w:rPr>
-        <w:lastRenderedPageBreak/>
         <w:t>7.4 Supination</w:t>
       </w:r>
     </w:p>
@@ -12994,6 +13626,58 @@
           <w:szCs w:val="28"/>
         </w:rPr>
         <w:t>Supination is the rotational movement of the forearm that turns the palm upward when the elbow is flexed. During this movement, the radius and ulna become more nearly parallel.</w:t>
+      </w:r>
+    </w:p>
+    <w:p>
+      <w:pPr>
+        <w:spacing w:line="276" w:lineRule="auto"/>
+        <w:jc w:val="both"/>
+        <w:rPr>
+          <w:sz w:val="24"/>
+          <w:szCs w:val="28"/>
+        </w:rPr>
+      </w:pPr>
+      <w:r>
+        <w:rPr>
+          <w:sz w:val="24"/>
+          <w:szCs w:val="28"/>
+        </w:rPr>
+        <w:t>[ROM:</w:t>
+      </w:r>
+      <w:r>
+        <w:rPr>
+          <w:sz w:val="24"/>
+          <w:szCs w:val="28"/>
+        </w:rPr>
+        <w:t xml:space="preserve"> </w:t>
+      </w:r>
+      <w:r>
+        <w:rPr>
+          <w:sz w:val="24"/>
+          <w:szCs w:val="28"/>
+        </w:rPr>
+        <w:t>0°–</w:t>
+      </w:r>
+      <w:r>
+        <w:rPr>
+          <w:sz w:val="24"/>
+          <w:szCs w:val="28"/>
+        </w:rPr>
+        <w:t xml:space="preserve"> </w:t>
+      </w:r>
+      <w:r>
+        <w:rPr>
+          <w:sz w:val="24"/>
+          <w:szCs w:val="28"/>
+        </w:rPr>
+        <w:t>80° to 90°</w:t>
+      </w:r>
+      <w:r>
+        <w:rPr>
+          <w:sz w:val="24"/>
+          <w:szCs w:val="28"/>
+        </w:rPr>
+        <w:t xml:space="preserve">] </w:t>
       </w:r>
     </w:p>
     <w:p>
@@ -13177,7 +13861,23 @@
           <w:sz w:val="24"/>
           <w:szCs w:val="28"/>
         </w:rPr>
-        <w:t>The pronators may remain partially active during controlled or resisted tasks to regulate movement speed and stabilise the forearm.</w:t>
+        <w:t xml:space="preserve">The pronators may remain partially active during controlled or resisted tasks to regulate movement speed and </w:t>
+      </w:r>
+      <w:proofErr w:type="spellStart"/>
+      <w:r>
+        <w:rPr>
+          <w:sz w:val="24"/>
+          <w:szCs w:val="28"/>
+        </w:rPr>
+        <w:t>stabilise</w:t>
+      </w:r>
+      <w:proofErr w:type="spellEnd"/>
+      <w:r>
+        <w:rPr>
+          <w:sz w:val="24"/>
+          <w:szCs w:val="28"/>
+        </w:rPr>
+        <w:t xml:space="preserve"> the forearm.</w:t>
       </w:r>
     </w:p>
     <w:p>
@@ -13504,7 +14204,23 @@
           <w:sz w:val="24"/>
           <w:szCs w:val="28"/>
         </w:rPr>
-        <w:t xml:space="preserve">(eg. </w:t>
+        <w:t>(</w:t>
+      </w:r>
+      <w:proofErr w:type="spellStart"/>
+      <w:r>
+        <w:rPr>
+          <w:sz w:val="24"/>
+          <w:szCs w:val="28"/>
+        </w:rPr>
+        <w:t>eg.</w:t>
+      </w:r>
+      <w:proofErr w:type="spellEnd"/>
+      <w:r>
+        <w:rPr>
+          <w:sz w:val="24"/>
+          <w:szCs w:val="28"/>
+        </w:rPr>
+        <w:t xml:space="preserve"> </w:t>
       </w:r>
       <w:r>
         <w:rPr>
@@ -13726,12 +14442,21 @@
           <w:szCs w:val="28"/>
         </w:rPr>
       </w:pPr>
+      <w:proofErr w:type="spellStart"/>
       <w:r>
         <w:rPr>
           <w:sz w:val="24"/>
           <w:szCs w:val="28"/>
         </w:rPr>
-        <w:t>Analyse muscle-force distribution and joint torque during different arm movements.</w:t>
+        <w:t>Analyse</w:t>
+      </w:r>
+      <w:proofErr w:type="spellEnd"/>
+      <w:r>
+        <w:rPr>
+          <w:sz w:val="24"/>
+          <w:szCs w:val="28"/>
+        </w:rPr>
+        <w:t xml:space="preserve"> muscle-force distribution and joint torque during different arm movements.</w:t>
       </w:r>
     </w:p>
     <w:p>
@@ -13853,7 +14578,23 @@
           <w:sz w:val="24"/>
           <w:szCs w:val="28"/>
         </w:rPr>
-        <w:t>The study establishes a foundation for relating human-arm muscle characteristics to actuator design parameters. It combines an anatomical overview, a review of indicative mechanical-property ranges, and a plan for evaluating muscle contributions and joint loading through simulation. The next stage is to formalise the model inputs, run simulations across joint angles and payload conditions, and validate the outputs against published data. Only after this validation should the resulting ranges be used to guide soft-actuator design decisions.</w:t>
+        <w:t xml:space="preserve">The study establishes a foundation for relating human-arm muscle characteristics to actuator design parameters. It combines an anatomical overview, a review of indicative mechanical-property ranges, and a plan for evaluating muscle contributions and joint loading through simulation. The next stage is to </w:t>
+      </w:r>
+      <w:proofErr w:type="spellStart"/>
+      <w:r>
+        <w:rPr>
+          <w:sz w:val="24"/>
+          <w:szCs w:val="28"/>
+        </w:rPr>
+        <w:t>formalise</w:t>
+      </w:r>
+      <w:proofErr w:type="spellEnd"/>
+      <w:r>
+        <w:rPr>
+          <w:sz w:val="24"/>
+          <w:szCs w:val="28"/>
+        </w:rPr>
+        <w:t xml:space="preserve"> the model inputs, run simulations across joint angles and payload conditions, and validate the outputs against published data. Only after this validation should the resulting ranges be used to guide soft-actuator design decisions.</w:t>
       </w:r>
     </w:p>
     <w:p>
@@ -13896,7 +14637,23 @@
           <w:sz w:val="24"/>
           <w:szCs w:val="28"/>
         </w:rPr>
-        <w:t>Holzbaur, K. R. S., Murray, W. M., &amp; Delp, S. L. (2005). Upper-extremity model and muscle architecture parameters, including physiological cross-sectional area, optimal fibre length, tendon slack length and peak force.</w:t>
+        <w:t xml:space="preserve">Holzbaur, K. R. S., Murray, W. M., &amp; Delp, S. L. (2005). Upper-extremity model and muscle architecture parameters, including physiological cross-sectional area, optimal </w:t>
+      </w:r>
+      <w:proofErr w:type="spellStart"/>
+      <w:r>
+        <w:rPr>
+          <w:sz w:val="24"/>
+          <w:szCs w:val="28"/>
+        </w:rPr>
+        <w:t>fibre</w:t>
+      </w:r>
+      <w:proofErr w:type="spellEnd"/>
+      <w:r>
+        <w:rPr>
+          <w:sz w:val="24"/>
+          <w:szCs w:val="28"/>
+        </w:rPr>
+        <w:t xml:space="preserve"> length, tendon slack length and peak force.</w:t>
       </w:r>
     </w:p>
     <w:p>
@@ -13914,7 +14671,23 @@
           <w:sz w:val="24"/>
           <w:szCs w:val="28"/>
         </w:rPr>
-        <w:t>An et al. (1981). Biomechanical analysis of elbow muscles, including fibre length, physiological cross-sectional area, volume and moment arms.</w:t>
+        <w:t xml:space="preserve">An et al. (1981). Biomechanical analysis of elbow muscles, including </w:t>
+      </w:r>
+      <w:proofErr w:type="spellStart"/>
+      <w:r>
+        <w:rPr>
+          <w:sz w:val="24"/>
+          <w:szCs w:val="28"/>
+        </w:rPr>
+        <w:t>fibre</w:t>
+      </w:r>
+      <w:proofErr w:type="spellEnd"/>
+      <w:r>
+        <w:rPr>
+          <w:sz w:val="24"/>
+          <w:szCs w:val="28"/>
+        </w:rPr>
+        <w:t xml:space="preserve"> length, physiological cross-sectional area, volume and moment arms.</w:t>
       </w:r>
     </w:p>
     <w:p>
@@ -14017,12 +14790,37 @@
           <w:szCs w:val="28"/>
         </w:rPr>
       </w:pPr>
+      <w:proofErr w:type="spellStart"/>
       <w:r>
         <w:rPr>
           <w:sz w:val="24"/>
           <w:szCs w:val="28"/>
         </w:rPr>
-        <w:t>Maganaris &amp; Paul (1999). In-vivo tendon mechanical properties, including tendon cross-sectional area, force–elongation behaviour and stiffness.</w:t>
+        <w:t>Maganaris</w:t>
+      </w:r>
+      <w:proofErr w:type="spellEnd"/>
+      <w:r>
+        <w:rPr>
+          <w:sz w:val="24"/>
+          <w:szCs w:val="28"/>
+        </w:rPr>
+        <w:t xml:space="preserve"> &amp; Paul (1999). In-vivo tendon mechanical properties, including tendon cross-sectional area, force–elongation </w:t>
+      </w:r>
+      <w:proofErr w:type="spellStart"/>
+      <w:r>
+        <w:rPr>
+          <w:sz w:val="24"/>
+          <w:szCs w:val="28"/>
+        </w:rPr>
+        <w:t>behaviour</w:t>
+      </w:r>
+      <w:proofErr w:type="spellEnd"/>
+      <w:r>
+        <w:rPr>
+          <w:sz w:val="24"/>
+          <w:szCs w:val="28"/>
+        </w:rPr>
+        <w:t xml:space="preserve"> and stiffness.</w:t>
       </w:r>
     </w:p>
     <w:p>
@@ -14035,12 +14833,21 @@
           <w:szCs w:val="28"/>
         </w:rPr>
       </w:pPr>
+      <w:proofErr w:type="spellStart"/>
       <w:r>
         <w:rPr>
           <w:sz w:val="24"/>
           <w:szCs w:val="28"/>
         </w:rPr>
-        <w:t>Maganaris &amp; Paul (2000). Tendon hysteresis and energy dissipation during loading and unloading.</w:t>
+        <w:t>Maganaris</w:t>
+      </w:r>
+      <w:proofErr w:type="spellEnd"/>
+      <w:r>
+        <w:rPr>
+          <w:sz w:val="24"/>
+          <w:szCs w:val="28"/>
+        </w:rPr>
+        <w:t xml:space="preserve"> &amp; Paul (2000). Tendon hysteresis and energy dissipation during loading and unloading.</w:t>
       </w:r>
     </w:p>
     <w:p>
@@ -14221,7 +15028,6 @@
     <w:lvl w:ilvl="0">
       <w:start w:val="1"/>
       <w:numFmt w:val="bullet"/>
-      <w:pStyle w:val="ListBullet"/>
       <w:lvlText w:val=""/>
       <w:lvlJc w:val="left"/>
       <w:pPr>
